--- a/lab1/Отчет по 1 лаб Куликов.docx
+++ b/lab1/Отчет по 1 лаб Куликов.docx
@@ -1,6 +1,6 @@
 
 <file path=word/document.xml><?xml version="1.0" encoding="utf-8"?>
-<w:document xmlns:wpc="http://schemas.microsoft.com/office/word/2010/wordprocessingCanvas" xmlns:cx="http://schemas.microsoft.com/office/drawing/2014/chartex" xmlns:cx1="http://schemas.microsoft.com/office/drawing/2015/9/8/chartex" xmlns:cx2="http://schemas.microsoft.com/office/drawing/2015/10/21/chartex" xmlns:cx3="http://schemas.microsoft.com/office/drawing/2016/5/9/chartex" xmlns:cx4="http://schemas.microsoft.com/office/drawing/2016/5/10/chartex" xmlns:cx5="http://schemas.microsoft.com/office/drawing/2016/5/11/chartex" xmlns:cx6="http://schemas.microsoft.com/office/drawing/2016/5/12/chartex" xmlns:cx7="http://schemas.microsoft.com/office/drawing/2016/5/13/chartex" xmlns:cx8="http://schemas.microsoft.com/office/drawing/2016/5/14/chartex" xmlns:mc="http://schemas.openxmlformats.org/markup-compatibility/2006" xmlns:aink="http://schemas.microsoft.com/office/drawing/2016/ink" xmlns:am3d="http://schemas.microsoft.com/office/drawing/2017/model3d" xmlns:o="urn:schemas-microsoft-com:office:office" xmlns:oel="http://schemas.microsoft.com/office/2019/extlst" xmlns:r="http://schemas.openxmlformats.org/officeDocument/2006/relationships" xmlns:m="http://schemas.openxmlformats.org/officeDocument/2006/math" xmlns:v="urn:schemas-microsoft-com:vml" xmlns:wp14="http://schemas.microsoft.com/office/word/2010/wordprocessingDrawing" xmlns:wp="http://schemas.openxmlformats.org/drawingml/2006/wordprocessingDrawing" xmlns:w10="urn:schemas-microsoft-com:office:word" xmlns:w="http://schemas.openxmlformats.org/wordprocessingml/2006/main" xmlns:w14="http://schemas.microsoft.com/office/word/2010/wordml" xmlns:w15="http://schemas.microsoft.com/office/word/2012/wordml" xmlns:w16cex="http://schemas.microsoft.com/office/word/2018/wordml/cex" xmlns:w16cid="http://schemas.microsoft.com/office/word/2016/wordml/cid" xmlns:w16="http://schemas.microsoft.com/office/word/2018/wordml" xmlns:w16du="http://schemas.microsoft.com/office/word/2023/wordml/word16du" xmlns:w16sdtdh="http://schemas.microsoft.com/office/word/2020/wordml/sdtdatahash" xmlns:w16sdtfl="http://schemas.microsoft.com/office/word/2024/wordml/sdtformatlock" xmlns:w16se="http://schemas.microsoft.com/office/word/2015/wordml/symex" xmlns:wpg="http://schemas.microsoft.com/office/word/2010/wordprocessingGroup" xmlns:wpi="http://schemas.microsoft.com/office/word/2010/wordprocessingInk" xmlns:wne="http://schemas.microsoft.com/office/word/2006/wordml" xmlns:wps="http://schemas.microsoft.com/office/word/2010/wordprocessingShape" mc:Ignorable="w14 w15 w16se w16cid w16 w16cex w16sdtdh w16sdtfl w16du wp14">
+<w:document xmlns:wpc="http://schemas.microsoft.com/office/word/2010/wordprocessingCanvas" xmlns:cx="http://schemas.microsoft.com/office/drawing/2014/chartex" xmlns:cx1="http://schemas.microsoft.com/office/drawing/2015/9/8/chartex" xmlns:cx2="http://schemas.microsoft.com/office/drawing/2015/10/21/chartex" xmlns:cx3="http://schemas.microsoft.com/office/drawing/2016/5/9/chartex" xmlns:cx4="http://schemas.microsoft.com/office/drawing/2016/5/10/chartex" xmlns:cx5="http://schemas.microsoft.com/office/drawing/2016/5/11/chartex" xmlns:cx6="http://schemas.microsoft.com/office/drawing/2016/5/12/chartex" xmlns:cx7="http://schemas.microsoft.com/office/drawing/2016/5/13/chartex" xmlns:cx8="http://schemas.microsoft.com/office/drawing/2016/5/14/chartex" xmlns:mc="http://schemas.openxmlformats.org/markup-compatibility/2006" xmlns:aink="http://schemas.microsoft.com/office/drawing/2016/ink" xmlns:am3d="http://schemas.microsoft.com/office/drawing/2017/model3d" xmlns:o="urn:schemas-microsoft-com:office:office" xmlns:oel="http://schemas.microsoft.com/office/2019/extlst" xmlns:r="http://schemas.openxmlformats.org/officeDocument/2006/relationships" xmlns:m="http://schemas.openxmlformats.org/officeDocument/2006/math" xmlns:v="urn:schemas-microsoft-com:vml" xmlns:wp14="http://schemas.microsoft.com/office/word/2010/wordprocessingDrawing" xmlns:wp="http://schemas.openxmlformats.org/drawingml/2006/wordprocessingDrawing" xmlns:w10="urn:schemas-microsoft-com:office:word" xmlns:w="http://schemas.openxmlformats.org/wordprocessingml/2006/main" xmlns:w14="http://schemas.microsoft.com/office/word/2010/wordml" xmlns:w15="http://schemas.microsoft.com/office/word/2012/wordml" xmlns:w16cex="http://schemas.microsoft.com/office/word/2018/wordml/cex" xmlns:w16cid="http://schemas.microsoft.com/office/word/2016/wordml/cid" xmlns:w16="http://schemas.microsoft.com/office/word/2018/wordml" xmlns:w16sdtdh="http://schemas.microsoft.com/office/word/2020/wordml/sdtdatahash" xmlns:w16se="http://schemas.microsoft.com/office/word/2015/wordml/symex" xmlns:wpg="http://schemas.microsoft.com/office/word/2010/wordprocessingGroup" xmlns:wpi="http://schemas.microsoft.com/office/word/2010/wordprocessingInk" xmlns:wne="http://schemas.microsoft.com/office/word/2006/wordml" xmlns:wps="http://schemas.microsoft.com/office/word/2010/wordprocessingShape" mc:Ignorable="w14 w15 w16se w16cid w16 w16cex w16sdtdh wp14">
   <w:body>
     <w:p>
       <w:pPr>
@@ -661,27 +661,7 @@
           <w:sz w:val="20"/>
           <w:szCs w:val="20"/>
         </w:rPr>
-        <w:t xml:space="preserve"> </w:t>
-      </w:r>
-      <w:proofErr w:type="spellStart"/>
-      <w:r>
-        <w:rPr>
-          <w:rFonts w:ascii="Times New Roman" w:hAnsi="Times New Roman"/>
-          <w:color w:val="7F7F7F"/>
-          <w:sz w:val="20"/>
-          <w:szCs w:val="20"/>
-        </w:rPr>
-        <w:t>и.,о</w:t>
-      </w:r>
-      <w:proofErr w:type="spellEnd"/>
-      <w:r>
-        <w:rPr>
-          <w:rFonts w:ascii="Times New Roman" w:hAnsi="Times New Roman"/>
-          <w:color w:val="7F7F7F"/>
-          <w:sz w:val="20"/>
-          <w:szCs w:val="20"/>
-        </w:rPr>
-        <w:t>.)</w:t>
+        <w:t xml:space="preserve"> и.,о.)</w:t>
       </w:r>
     </w:p>
     <w:p>
@@ -843,27 +823,7 @@
           <w:sz w:val="20"/>
           <w:szCs w:val="20"/>
         </w:rPr>
-        <w:t xml:space="preserve">(фамилия, </w:t>
-      </w:r>
-      <w:proofErr w:type="spellStart"/>
-      <w:r>
-        <w:rPr>
-          <w:rFonts w:ascii="Times New Roman" w:hAnsi="Times New Roman"/>
-          <w:color w:val="7F7F7F"/>
-          <w:sz w:val="20"/>
-          <w:szCs w:val="20"/>
-        </w:rPr>
-        <w:t>и.,о</w:t>
-      </w:r>
-      <w:proofErr w:type="spellEnd"/>
-      <w:r>
-        <w:rPr>
-          <w:rFonts w:ascii="Times New Roman" w:hAnsi="Times New Roman"/>
-          <w:color w:val="7F7F7F"/>
-          <w:sz w:val="20"/>
-          <w:szCs w:val="20"/>
-        </w:rPr>
-        <w:t>.)</w:t>
+        <w:t>(фамилия, и.,о.)</w:t>
       </w:r>
       <w:r>
         <w:rPr>
@@ -1549,23 +1509,13 @@
           <w:szCs w:val="28"/>
         </w:rPr>
       </w:pPr>
-      <w:proofErr w:type="spellStart"/>
-      <w:r>
-        <w:rPr>
-          <w:rFonts w:ascii="Times New Roman" w:hAnsi="Times New Roman"/>
-          <w:sz w:val="28"/>
-          <w:szCs w:val="28"/>
-        </w:rPr>
-        <w:t>print</w:t>
-      </w:r>
-      <w:proofErr w:type="spellEnd"/>
-      <w:r>
-        <w:rPr>
-          <w:rFonts w:ascii="Times New Roman" w:hAnsi="Times New Roman"/>
-          <w:sz w:val="28"/>
-          <w:szCs w:val="28"/>
-        </w:rPr>
-        <w:t>("Замена чисел в списке")</w:t>
+      <w:r>
+        <w:rPr>
+          <w:rFonts w:ascii="Times New Roman" w:hAnsi="Times New Roman"/>
+          <w:sz w:val="28"/>
+          <w:szCs w:val="28"/>
+        </w:rPr>
+        <w:t>print("Замена чисел в списке")</w:t>
       </w:r>
     </w:p>
     <w:p>
@@ -1578,23 +1528,13 @@
           <w:szCs w:val="28"/>
         </w:rPr>
       </w:pPr>
-      <w:proofErr w:type="spellStart"/>
-      <w:r>
-        <w:rPr>
-          <w:rFonts w:ascii="Times New Roman" w:hAnsi="Times New Roman"/>
-          <w:sz w:val="28"/>
-          <w:szCs w:val="28"/>
-        </w:rPr>
-        <w:t>print</w:t>
-      </w:r>
-      <w:proofErr w:type="spellEnd"/>
-      <w:r>
-        <w:rPr>
-          <w:rFonts w:ascii="Times New Roman" w:hAnsi="Times New Roman"/>
-          <w:sz w:val="28"/>
-          <w:szCs w:val="28"/>
-        </w:rPr>
-        <w:t>("Положительные числа заменяются на 1")</w:t>
+      <w:r>
+        <w:rPr>
+          <w:rFonts w:ascii="Times New Roman" w:hAnsi="Times New Roman"/>
+          <w:sz w:val="28"/>
+          <w:szCs w:val="28"/>
+        </w:rPr>
+        <w:t>print("Положительные числа заменяются на 1")</w:t>
       </w:r>
     </w:p>
     <w:p>
@@ -1607,23 +1547,13 @@
           <w:szCs w:val="28"/>
         </w:rPr>
       </w:pPr>
-      <w:proofErr w:type="spellStart"/>
-      <w:r>
-        <w:rPr>
-          <w:rFonts w:ascii="Times New Roman" w:hAnsi="Times New Roman"/>
-          <w:sz w:val="28"/>
-          <w:szCs w:val="28"/>
-        </w:rPr>
-        <w:t>print</w:t>
-      </w:r>
-      <w:proofErr w:type="spellEnd"/>
-      <w:r>
-        <w:rPr>
-          <w:rFonts w:ascii="Times New Roman" w:hAnsi="Times New Roman"/>
-          <w:sz w:val="28"/>
-          <w:szCs w:val="28"/>
-        </w:rPr>
-        <w:t>("Отрицательные числа заменяются на -1")</w:t>
+      <w:r>
+        <w:rPr>
+          <w:rFonts w:ascii="Times New Roman" w:hAnsi="Times New Roman"/>
+          <w:sz w:val="28"/>
+          <w:szCs w:val="28"/>
+        </w:rPr>
+        <w:t>print("Отрицательные числа заменяются на -1")</w:t>
       </w:r>
     </w:p>
     <w:p>
@@ -1636,23 +1566,13 @@
           <w:szCs w:val="28"/>
         </w:rPr>
       </w:pPr>
-      <w:proofErr w:type="spellStart"/>
-      <w:r>
-        <w:rPr>
-          <w:rFonts w:ascii="Times New Roman" w:hAnsi="Times New Roman"/>
-          <w:sz w:val="28"/>
-          <w:szCs w:val="28"/>
-        </w:rPr>
-        <w:t>print</w:t>
-      </w:r>
-      <w:proofErr w:type="spellEnd"/>
-      <w:r>
-        <w:rPr>
-          <w:rFonts w:ascii="Times New Roman" w:hAnsi="Times New Roman"/>
-          <w:sz w:val="28"/>
-          <w:szCs w:val="28"/>
-        </w:rPr>
-        <w:t>("Ноль остается без изменений")</w:t>
+      <w:r>
+        <w:rPr>
+          <w:rFonts w:ascii="Times New Roman" w:hAnsi="Times New Roman"/>
+          <w:sz w:val="28"/>
+          <w:szCs w:val="28"/>
+        </w:rPr>
+        <w:t>print("Ноль остается без изменений")</w:t>
       </w:r>
     </w:p>
     <w:p>
@@ -1665,23 +1585,13 @@
           <w:szCs w:val="28"/>
         </w:rPr>
       </w:pPr>
-      <w:proofErr w:type="spellStart"/>
-      <w:r>
-        <w:rPr>
-          <w:rFonts w:ascii="Times New Roman" w:hAnsi="Times New Roman"/>
-          <w:sz w:val="28"/>
-          <w:szCs w:val="28"/>
-        </w:rPr>
-        <w:t>print</w:t>
-      </w:r>
-      <w:proofErr w:type="spellEnd"/>
-      <w:r>
-        <w:rPr>
-          <w:rFonts w:ascii="Times New Roman" w:hAnsi="Times New Roman"/>
-          <w:sz w:val="28"/>
-          <w:szCs w:val="28"/>
-        </w:rPr>
-        <w:t>()</w:t>
+      <w:r>
+        <w:rPr>
+          <w:rFonts w:ascii="Times New Roman" w:hAnsi="Times New Roman"/>
+          <w:sz w:val="28"/>
+          <w:szCs w:val="28"/>
+        </w:rPr>
+        <w:t>print()</w:t>
       </w:r>
     </w:p>
     <w:p>
@@ -1724,23 +1634,13 @@
           <w:szCs w:val="28"/>
         </w:rPr>
       </w:pPr>
-      <w:proofErr w:type="spellStart"/>
-      <w:r>
-        <w:rPr>
-          <w:rFonts w:ascii="Times New Roman" w:hAnsi="Times New Roman"/>
-          <w:sz w:val="28"/>
-          <w:szCs w:val="28"/>
-        </w:rPr>
-        <w:t>while</w:t>
-      </w:r>
-      <w:proofErr w:type="spellEnd"/>
-      <w:r>
-        <w:rPr>
-          <w:rFonts w:ascii="Times New Roman" w:hAnsi="Times New Roman"/>
-          <w:sz w:val="28"/>
-          <w:szCs w:val="28"/>
-        </w:rPr>
-        <w:t xml:space="preserve"> True:</w:t>
+      <w:r>
+        <w:rPr>
+          <w:rFonts w:ascii="Times New Roman" w:hAnsi="Times New Roman"/>
+          <w:sz w:val="28"/>
+          <w:szCs w:val="28"/>
+        </w:rPr>
+        <w:t>while True:</w:t>
       </w:r>
     </w:p>
     <w:p>
@@ -1759,25 +1659,7 @@
           <w:sz w:val="28"/>
           <w:szCs w:val="28"/>
         </w:rPr>
-        <w:t xml:space="preserve">    </w:t>
-      </w:r>
-      <w:proofErr w:type="spellStart"/>
-      <w:r>
-        <w:rPr>
-          <w:rFonts w:ascii="Times New Roman" w:hAnsi="Times New Roman"/>
-          <w:sz w:val="28"/>
-          <w:szCs w:val="28"/>
-        </w:rPr>
-        <w:t>try</w:t>
-      </w:r>
-      <w:proofErr w:type="spellEnd"/>
-      <w:r>
-        <w:rPr>
-          <w:rFonts w:ascii="Times New Roman" w:hAnsi="Times New Roman"/>
-          <w:sz w:val="28"/>
-          <w:szCs w:val="28"/>
-        </w:rPr>
-        <w:t>:</w:t>
+        <w:t xml:space="preserve">    try:</w:t>
       </w:r>
     </w:p>
     <w:p>
@@ -1796,43 +1678,7 @@
           <w:sz w:val="28"/>
           <w:szCs w:val="28"/>
         </w:rPr>
-        <w:t xml:space="preserve">        n = </w:t>
-      </w:r>
-      <w:proofErr w:type="spellStart"/>
-      <w:r>
-        <w:rPr>
-          <w:rFonts w:ascii="Times New Roman" w:hAnsi="Times New Roman"/>
-          <w:sz w:val="28"/>
-          <w:szCs w:val="28"/>
-        </w:rPr>
-        <w:t>int</w:t>
-      </w:r>
-      <w:proofErr w:type="spellEnd"/>
-      <w:r>
-        <w:rPr>
-          <w:rFonts w:ascii="Times New Roman" w:hAnsi="Times New Roman"/>
-          <w:sz w:val="28"/>
-          <w:szCs w:val="28"/>
-        </w:rPr>
-        <w:t>(</w:t>
-      </w:r>
-      <w:proofErr w:type="spellStart"/>
-      <w:r>
-        <w:rPr>
-          <w:rFonts w:ascii="Times New Roman" w:hAnsi="Times New Roman"/>
-          <w:sz w:val="28"/>
-          <w:szCs w:val="28"/>
-        </w:rPr>
-        <w:t>input</w:t>
-      </w:r>
-      <w:proofErr w:type="spellEnd"/>
-      <w:r>
-        <w:rPr>
-          <w:rFonts w:ascii="Times New Roman" w:hAnsi="Times New Roman"/>
-          <w:sz w:val="28"/>
-          <w:szCs w:val="28"/>
-        </w:rPr>
-        <w:t>("Введите количество чисел: "))</w:t>
+        <w:t xml:space="preserve">        n = int(input("Введите количество чисел: "))</w:t>
       </w:r>
     </w:p>
     <w:p>
@@ -1851,25 +1697,7 @@
           <w:sz w:val="28"/>
           <w:szCs w:val="28"/>
         </w:rPr>
-        <w:t xml:space="preserve">        </w:t>
-      </w:r>
-      <w:proofErr w:type="spellStart"/>
-      <w:r>
-        <w:rPr>
-          <w:rFonts w:ascii="Times New Roman" w:hAnsi="Times New Roman"/>
-          <w:sz w:val="28"/>
-          <w:szCs w:val="28"/>
-        </w:rPr>
-        <w:t>if</w:t>
-      </w:r>
-      <w:proofErr w:type="spellEnd"/>
-      <w:r>
-        <w:rPr>
-          <w:rFonts w:ascii="Times New Roman" w:hAnsi="Times New Roman"/>
-          <w:sz w:val="28"/>
-          <w:szCs w:val="28"/>
-        </w:rPr>
-        <w:t xml:space="preserve"> n &gt; 0:</w:t>
+        <w:t xml:space="preserve">        if n &gt; 0:</w:t>
       </w:r>
     </w:p>
     <w:p>
@@ -1888,18 +1716,8 @@
           <w:sz w:val="28"/>
           <w:szCs w:val="28"/>
         </w:rPr>
-        <w:t xml:space="preserve">            </w:t>
-      </w:r>
-      <w:proofErr w:type="spellStart"/>
-      <w:r>
-        <w:rPr>
-          <w:rFonts w:ascii="Times New Roman" w:hAnsi="Times New Roman"/>
-          <w:sz w:val="28"/>
-          <w:szCs w:val="28"/>
-        </w:rPr>
-        <w:t>break</w:t>
-      </w:r>
-      <w:proofErr w:type="spellEnd"/>
+        <w:t xml:space="preserve">            break</w:t>
+      </w:r>
     </w:p>
     <w:p>
       <w:pPr>
@@ -1917,25 +1735,7 @@
           <w:sz w:val="28"/>
           <w:szCs w:val="28"/>
         </w:rPr>
-        <w:t xml:space="preserve">        </w:t>
-      </w:r>
-      <w:proofErr w:type="spellStart"/>
-      <w:r>
-        <w:rPr>
-          <w:rFonts w:ascii="Times New Roman" w:hAnsi="Times New Roman"/>
-          <w:sz w:val="28"/>
-          <w:szCs w:val="28"/>
-        </w:rPr>
-        <w:t>else</w:t>
-      </w:r>
-      <w:proofErr w:type="spellEnd"/>
-      <w:r>
-        <w:rPr>
-          <w:rFonts w:ascii="Times New Roman" w:hAnsi="Times New Roman"/>
-          <w:sz w:val="28"/>
-          <w:szCs w:val="28"/>
-        </w:rPr>
-        <w:t>:</w:t>
+        <w:t xml:space="preserve">        else:</w:t>
       </w:r>
     </w:p>
     <w:p>
@@ -1954,25 +1754,7 @@
           <w:sz w:val="28"/>
           <w:szCs w:val="28"/>
         </w:rPr>
-        <w:t xml:space="preserve">            </w:t>
-      </w:r>
-      <w:proofErr w:type="spellStart"/>
-      <w:r>
-        <w:rPr>
-          <w:rFonts w:ascii="Times New Roman" w:hAnsi="Times New Roman"/>
-          <w:sz w:val="28"/>
-          <w:szCs w:val="28"/>
-        </w:rPr>
-        <w:t>print</w:t>
-      </w:r>
-      <w:proofErr w:type="spellEnd"/>
-      <w:r>
-        <w:rPr>
-          <w:rFonts w:ascii="Times New Roman" w:hAnsi="Times New Roman"/>
-          <w:sz w:val="28"/>
-          <w:szCs w:val="28"/>
-        </w:rPr>
-        <w:t>("Количество должно быть больше нуля.")</w:t>
+        <w:t xml:space="preserve">            print("Количество должно быть больше нуля.")</w:t>
       </w:r>
     </w:p>
     <w:p>
@@ -2001,27 +1783,7 @@
           <w:szCs w:val="28"/>
           <w:lang w:val="en-US"/>
         </w:rPr>
-        <w:t xml:space="preserve">except </w:t>
-      </w:r>
-      <w:proofErr w:type="spellStart"/>
-      <w:r>
-        <w:rPr>
-          <w:rFonts w:ascii="Times New Roman" w:hAnsi="Times New Roman"/>
-          <w:sz w:val="28"/>
-          <w:szCs w:val="28"/>
-          <w:lang w:val="en-US"/>
-        </w:rPr>
-        <w:t>ValueError</w:t>
-      </w:r>
-      <w:proofErr w:type="spellEnd"/>
-      <w:r>
-        <w:rPr>
-          <w:rFonts w:ascii="Times New Roman" w:hAnsi="Times New Roman"/>
-          <w:sz w:val="28"/>
-          <w:szCs w:val="28"/>
-          <w:lang w:val="en-US"/>
-        </w:rPr>
-        <w:t>:</w:t>
+        <w:t>except ValueError:</w:t>
       </w:r>
     </w:p>
     <w:p>
@@ -2107,23 +1869,13 @@
           <w:szCs w:val="28"/>
         </w:rPr>
       </w:pPr>
-      <w:proofErr w:type="spellStart"/>
-      <w:r>
-        <w:rPr>
-          <w:rFonts w:ascii="Times New Roman" w:hAnsi="Times New Roman"/>
-          <w:sz w:val="28"/>
-          <w:szCs w:val="28"/>
-        </w:rPr>
-        <w:t>result</w:t>
-      </w:r>
-      <w:proofErr w:type="spellEnd"/>
-      <w:r>
-        <w:rPr>
-          <w:rFonts w:ascii="Times New Roman" w:hAnsi="Times New Roman"/>
-          <w:sz w:val="28"/>
-          <w:szCs w:val="28"/>
-        </w:rPr>
-        <w:t xml:space="preserve"> = []</w:t>
+      <w:r>
+        <w:rPr>
+          <w:rFonts w:ascii="Times New Roman" w:hAnsi="Times New Roman"/>
+          <w:sz w:val="28"/>
+          <w:szCs w:val="28"/>
+        </w:rPr>
+        <w:t>result = []</w:t>
       </w:r>
     </w:p>
     <w:p>
@@ -2235,27 +1987,7 @@
           <w:szCs w:val="28"/>
           <w:lang w:val="en-US"/>
         </w:rPr>
-        <w:t xml:space="preserve">for </w:t>
-      </w:r>
-      <w:proofErr w:type="spellStart"/>
-      <w:r>
-        <w:rPr>
-          <w:rFonts w:ascii="Times New Roman" w:hAnsi="Times New Roman"/>
-          <w:sz w:val="28"/>
-          <w:szCs w:val="28"/>
-          <w:lang w:val="en-US"/>
-        </w:rPr>
-        <w:t>i</w:t>
-      </w:r>
-      <w:proofErr w:type="spellEnd"/>
-      <w:r>
-        <w:rPr>
-          <w:rFonts w:ascii="Times New Roman" w:hAnsi="Times New Roman"/>
-          <w:sz w:val="28"/>
-          <w:szCs w:val="28"/>
-          <w:lang w:val="en-US"/>
-        </w:rPr>
-        <w:t xml:space="preserve"> in range(n):</w:t>
+        <w:t>for i in range(n):</w:t>
       </w:r>
     </w:p>
     <w:p>
@@ -2352,27 +2084,7 @@
           <w:szCs w:val="28"/>
           <w:lang w:val="en-US"/>
         </w:rPr>
-        <w:t xml:space="preserve"> № {</w:t>
-      </w:r>
-      <w:proofErr w:type="spellStart"/>
-      <w:r>
-        <w:rPr>
-          <w:rFonts w:ascii="Times New Roman" w:hAnsi="Times New Roman"/>
-          <w:sz w:val="28"/>
-          <w:szCs w:val="28"/>
-          <w:lang w:val="en-US"/>
-        </w:rPr>
-        <w:t>i</w:t>
-      </w:r>
-      <w:proofErr w:type="spellEnd"/>
-      <w:r>
-        <w:rPr>
-          <w:rFonts w:ascii="Times New Roman" w:hAnsi="Times New Roman"/>
-          <w:sz w:val="28"/>
-          <w:szCs w:val="28"/>
-          <w:lang w:val="en-US"/>
-        </w:rPr>
-        <w:t xml:space="preserve"> + 1}: " ))</w:t>
+        <w:t xml:space="preserve"> № {i + 1}: " ))</w:t>
       </w:r>
     </w:p>
     <w:p>
@@ -2414,27 +2126,7 @@
           <w:szCs w:val="28"/>
           <w:lang w:val="en-US"/>
         </w:rPr>
-        <w:t xml:space="preserve">        except </w:t>
-      </w:r>
-      <w:proofErr w:type="spellStart"/>
-      <w:r>
-        <w:rPr>
-          <w:rFonts w:ascii="Times New Roman" w:hAnsi="Times New Roman"/>
-          <w:sz w:val="28"/>
-          <w:szCs w:val="28"/>
-          <w:lang w:val="en-US"/>
-        </w:rPr>
-        <w:t>ValueError</w:t>
-      </w:r>
-      <w:proofErr w:type="spellEnd"/>
-      <w:r>
-        <w:rPr>
-          <w:rFonts w:ascii="Times New Roman" w:hAnsi="Times New Roman"/>
-          <w:sz w:val="28"/>
-          <w:szCs w:val="28"/>
-          <w:lang w:val="en-US"/>
-        </w:rPr>
-        <w:t>:</w:t>
+        <w:t xml:space="preserve">        except ValueError:</w:t>
       </w:r>
     </w:p>
     <w:p>
@@ -2590,27 +2282,7 @@
           <w:szCs w:val="28"/>
           <w:lang w:val="en-US"/>
         </w:rPr>
-        <w:t xml:space="preserve">    </w:t>
-      </w:r>
-      <w:proofErr w:type="spellStart"/>
-      <w:r>
-        <w:rPr>
-          <w:rFonts w:ascii="Times New Roman" w:hAnsi="Times New Roman"/>
-          <w:sz w:val="28"/>
-          <w:szCs w:val="28"/>
-          <w:lang w:val="en-US"/>
-        </w:rPr>
-        <w:t>result.append</w:t>
-      </w:r>
-      <w:proofErr w:type="spellEnd"/>
-      <w:r>
-        <w:rPr>
-          <w:rFonts w:ascii="Times New Roman" w:hAnsi="Times New Roman"/>
-          <w:sz w:val="28"/>
-          <w:szCs w:val="28"/>
-          <w:lang w:val="en-US"/>
-        </w:rPr>
-        <w:t>(1 if value &gt; 0 else (-1 if value &lt; 0 else 0))</w:t>
+        <w:t xml:space="preserve">    result.append(1 if value &gt; 0 else (-1 if value &lt; 0 else 0))</w:t>
       </w:r>
     </w:p>
     <w:p>
@@ -2745,23 +2417,13 @@
           <w:lang w:val="en-US"/>
         </w:rPr>
       </w:pPr>
-      <w:proofErr w:type="spellStart"/>
-      <w:r>
-        <w:rPr>
-          <w:rFonts w:ascii="Times New Roman" w:hAnsi="Times New Roman"/>
-          <w:sz w:val="28"/>
-          <w:szCs w:val="28"/>
-        </w:rPr>
-        <w:t>input</w:t>
-      </w:r>
-      <w:proofErr w:type="spellEnd"/>
-      <w:r>
-        <w:rPr>
-          <w:rFonts w:ascii="Times New Roman" w:hAnsi="Times New Roman"/>
-          <w:sz w:val="28"/>
-          <w:szCs w:val="28"/>
-        </w:rPr>
-        <w:t>("Нажмите Enter для завершения программы...")</w:t>
+      <w:r>
+        <w:rPr>
+          <w:rFonts w:ascii="Times New Roman" w:hAnsi="Times New Roman"/>
+          <w:sz w:val="28"/>
+          <w:szCs w:val="28"/>
+        </w:rPr>
+        <w:t>input("Нажмите Enter для завершения программы...")</w:t>
       </w:r>
     </w:p>
     <w:p>
@@ -2813,6 +2475,24 @@
           <w:lang w:val="en-US"/>
         </w:rPr>
         <w:t xml:space="preserve"> </w:t>
+      </w:r>
+      <w:r>
+        <w:rPr>
+          <w:rFonts w:ascii="Times New Roman" w:hAnsi="Times New Roman"/>
+          <w:sz w:val="28"/>
+          <w:szCs w:val="28"/>
+          <w:lang w:val="en-US"/>
+        </w:rPr>
+        <w:t xml:space="preserve"> </w:t>
+      </w:r>
+      <w:r>
+        <w:rPr>
+          <w:rFonts w:ascii="Times New Roman" w:hAnsi="Times New Roman"/>
+          <w:sz w:val="28"/>
+          <w:szCs w:val="28"/>
+          <w:lang w:val="en-US"/>
+        </w:rPr>
+        <w:t>https://github.com/KiRG1ZZ/Python_labs</w:t>
       </w:r>
     </w:p>
     <w:sectPr>
@@ -2826,7 +2506,7 @@
 </file>
 
 <file path=word/numbering.xml><?xml version="1.0" encoding="utf-8"?>
-<w:numbering xmlns:wpc="http://schemas.microsoft.com/office/word/2010/wordprocessingCanvas" xmlns:cx="http://schemas.microsoft.com/office/drawing/2014/chartex" xmlns:cx1="http://schemas.microsoft.com/office/drawing/2015/9/8/chartex" xmlns:cx2="http://schemas.microsoft.com/office/drawing/2015/10/21/chartex" xmlns:cx3="http://schemas.microsoft.com/office/drawing/2016/5/9/chartex" xmlns:cx4="http://schemas.microsoft.com/office/drawing/2016/5/10/chartex" xmlns:cx5="http://schemas.microsoft.com/office/drawing/2016/5/11/chartex" xmlns:cx6="http://schemas.microsoft.com/office/drawing/2016/5/12/chartex" xmlns:cx7="http://schemas.microsoft.com/office/drawing/2016/5/13/chartex" xmlns:cx8="http://schemas.microsoft.com/office/drawing/2016/5/14/chartex" xmlns:mc="http://schemas.openxmlformats.org/markup-compatibility/2006" xmlns:aink="http://schemas.microsoft.com/office/drawing/2016/ink" xmlns:am3d="http://schemas.microsoft.com/office/drawing/2017/model3d" xmlns:o="urn:schemas-microsoft-com:office:office" xmlns:oel="http://schemas.microsoft.com/office/2019/extlst" xmlns:r="http://schemas.openxmlformats.org/officeDocument/2006/relationships" xmlns:m="http://schemas.openxmlformats.org/officeDocument/2006/math" xmlns:v="urn:schemas-microsoft-com:vml" xmlns:wp14="http://schemas.microsoft.com/office/word/2010/wordprocessingDrawing" xmlns:wp="http://schemas.openxmlformats.org/drawingml/2006/wordprocessingDrawing" xmlns:w10="urn:schemas-microsoft-com:office:word" xmlns:w="http://schemas.openxmlformats.org/wordprocessingml/2006/main" xmlns:w14="http://schemas.microsoft.com/office/word/2010/wordml" xmlns:w15="http://schemas.microsoft.com/office/word/2012/wordml" xmlns:w16cex="http://schemas.microsoft.com/office/word/2018/wordml/cex" xmlns:w16cid="http://schemas.microsoft.com/office/word/2016/wordml/cid" xmlns:w16="http://schemas.microsoft.com/office/word/2018/wordml" xmlns:w16du="http://schemas.microsoft.com/office/word/2023/wordml/word16du" xmlns:w16sdtdh="http://schemas.microsoft.com/office/word/2020/wordml/sdtdatahash" xmlns:w16sdtfl="http://schemas.microsoft.com/office/word/2024/wordml/sdtformatlock" xmlns:w16se="http://schemas.microsoft.com/office/word/2015/wordml/symex" xmlns:wpg="http://schemas.microsoft.com/office/word/2010/wordprocessingGroup" xmlns:wpi="http://schemas.microsoft.com/office/word/2010/wordprocessingInk" xmlns:wne="http://schemas.microsoft.com/office/word/2006/wordml" xmlns:wps="http://schemas.microsoft.com/office/word/2010/wordprocessingShape" mc:Ignorable="w14 w15 w16se w16cid w16 w16cex w16sdtdh w16sdtfl w16du wp14">
+<w:numbering xmlns:wpc="http://schemas.microsoft.com/office/word/2010/wordprocessingCanvas" xmlns:cx="http://schemas.microsoft.com/office/drawing/2014/chartex" xmlns:cx1="http://schemas.microsoft.com/office/drawing/2015/9/8/chartex" xmlns:cx2="http://schemas.microsoft.com/office/drawing/2015/10/21/chartex" xmlns:cx3="http://schemas.microsoft.com/office/drawing/2016/5/9/chartex" xmlns:cx4="http://schemas.microsoft.com/office/drawing/2016/5/10/chartex" xmlns:cx5="http://schemas.microsoft.com/office/drawing/2016/5/11/chartex" xmlns:cx6="http://schemas.microsoft.com/office/drawing/2016/5/12/chartex" xmlns:cx7="http://schemas.microsoft.com/office/drawing/2016/5/13/chartex" xmlns:cx8="http://schemas.microsoft.com/office/drawing/2016/5/14/chartex" xmlns:mc="http://schemas.openxmlformats.org/markup-compatibility/2006" xmlns:aink="http://schemas.microsoft.com/office/drawing/2016/ink" xmlns:am3d="http://schemas.microsoft.com/office/drawing/2017/model3d" xmlns:o="urn:schemas-microsoft-com:office:office" xmlns:oel="http://schemas.microsoft.com/office/2019/extlst" xmlns:r="http://schemas.openxmlformats.org/officeDocument/2006/relationships" xmlns:m="http://schemas.openxmlformats.org/officeDocument/2006/math" xmlns:v="urn:schemas-microsoft-com:vml" xmlns:wp14="http://schemas.microsoft.com/office/word/2010/wordprocessingDrawing" xmlns:wp="http://schemas.openxmlformats.org/drawingml/2006/wordprocessingDrawing" xmlns:w10="urn:schemas-microsoft-com:office:word" xmlns:w="http://schemas.openxmlformats.org/wordprocessingml/2006/main" xmlns:w14="http://schemas.microsoft.com/office/word/2010/wordml" xmlns:w15="http://schemas.microsoft.com/office/word/2012/wordml" xmlns:w16cex="http://schemas.microsoft.com/office/word/2018/wordml/cex" xmlns:w16cid="http://schemas.microsoft.com/office/word/2016/wordml/cid" xmlns:w16="http://schemas.microsoft.com/office/word/2018/wordml" xmlns:w16sdtdh="http://schemas.microsoft.com/office/word/2020/wordml/sdtdatahash" xmlns:w16se="http://schemas.microsoft.com/office/word/2015/wordml/symex" xmlns:wpg="http://schemas.microsoft.com/office/word/2010/wordprocessingGroup" xmlns:wpi="http://schemas.microsoft.com/office/word/2010/wordprocessingInk" xmlns:wne="http://schemas.microsoft.com/office/word/2006/wordml" xmlns:wps="http://schemas.microsoft.com/office/word/2010/wordprocessingShape" mc:Ignorable="w14 w15 w16se w16cid w16 w16cex w16sdtdh wp14">
   <w:abstractNum w:abstractNumId="0" w15:restartNumberingAfterBreak="0">
     <w:nsid w:val="06187192"/>
     <w:multiLevelType w:val="hybridMultilevel"/>
@@ -4756,7 +4436,7 @@
 </file>
 
 <file path=word/styles.xml><?xml version="1.0" encoding="utf-8"?>
-<w:styles xmlns:mc="http://schemas.openxmlformats.org/markup-compatibility/2006" xmlns:r="http://schemas.openxmlformats.org/officeDocument/2006/relationships" xmlns:w="http://schemas.openxmlformats.org/wordprocessingml/2006/main" xmlns:w14="http://schemas.microsoft.com/office/word/2010/wordml" xmlns:w15="http://schemas.microsoft.com/office/word/2012/wordml" xmlns:w16cex="http://schemas.microsoft.com/office/word/2018/wordml/cex" xmlns:w16cid="http://schemas.microsoft.com/office/word/2016/wordml/cid" xmlns:w16="http://schemas.microsoft.com/office/word/2018/wordml" xmlns:w16du="http://schemas.microsoft.com/office/word/2023/wordml/word16du" xmlns:w16sdtdh="http://schemas.microsoft.com/office/word/2020/wordml/sdtdatahash" xmlns:w16sdtfl="http://schemas.microsoft.com/office/word/2024/wordml/sdtformatlock" xmlns:w16se="http://schemas.microsoft.com/office/word/2015/wordml/symex" mc:Ignorable="w14 w15 w16se w16cid w16 w16cex w16sdtdh w16sdtfl w16du">
+<w:styles xmlns:mc="http://schemas.openxmlformats.org/markup-compatibility/2006" xmlns:r="http://schemas.openxmlformats.org/officeDocument/2006/relationships" xmlns:w="http://schemas.openxmlformats.org/wordprocessingml/2006/main" xmlns:w14="http://schemas.microsoft.com/office/word/2010/wordml" xmlns:w15="http://schemas.microsoft.com/office/word/2012/wordml" xmlns:w16cex="http://schemas.microsoft.com/office/word/2018/wordml/cex" xmlns:w16cid="http://schemas.microsoft.com/office/word/2016/wordml/cid" xmlns:w16="http://schemas.microsoft.com/office/word/2018/wordml" xmlns:w16sdtdh="http://schemas.microsoft.com/office/word/2020/wordml/sdtdatahash" xmlns:w16se="http://schemas.microsoft.com/office/word/2015/wordml/symex" mc:Ignorable="w14 w15 w16se w16cid w16 w16cex w16sdtdh">
   <w:docDefaults>
     <w:rPrDefault>
       <w:rPr>
